--- a/word_reports/LP_0205_위치_130_Kenny G_Montage.docx
+++ b/word_reports/LP_0205_위치_130_Kenny G_Montage.docx
@@ -4,7 +4,7 @@
   <w:body>
     <w:p>
       <w:pPr>
-        <w:spacing w:after="280"/>
+        <w:spacing w:after="80"/>
       </w:pPr>
       <w:r>
         <w:rPr w:rFonts="맑은 고딕">
@@ -13,94 +13,47 @@
           <w:color w:val="1E3A8A"/>
           <w:sz w:val="30"/>
         </w:rPr>
-        <w:t>[130] Kenny G - Montage</w:t>
+        <w:t>Kenny G (케니 G) - Montage</w:t>
       </w:r>
     </w:p>
     <w:p>
       <w:pPr>
-        <w:spacing w:after="320"/>
+        <w:spacing w:after="240"/>
       </w:pPr>
       <w:r>
         <w:rPr w:rFonts="맑은 고딕">
           <w:rFonts w:ascii="맑은 고딕" w:hAnsi="맑은 고딕" w:eastAsia="맑은 고딕"/>
           <w:b/>
-          <w:sz w:val="20"/>
+          <w:color w:val="4B5563"/>
+          <w:sz w:val="22"/>
         </w:rPr>
-        <w:t>■ 위치 : 130</w:t>
-        <w:br/>
-      </w:r>
-      <w:r>
-        <w:rPr w:rFonts="맑은 고딕">
-          <w:rFonts w:ascii="맑은 고딕" w:hAnsi="맑은 고딕" w:eastAsia="맑은 고딕"/>
-          <w:b/>
-          <w:sz w:val="20"/>
-        </w:rPr>
-        <w:t>■ 아티스트 : Kenny G</w:t>
-        <w:br/>
-      </w:r>
-      <w:r>
-        <w:rPr w:rFonts="맑은 고딕">
-          <w:rFonts w:ascii="맑은 고딕" w:hAnsi="맑은 고딕" w:eastAsia="맑은 고딕"/>
-          <w:b/>
-          <w:sz w:val="20"/>
-        </w:rPr>
-        <w:t>■ 앨범명 : Montage</w:t>
-        <w:br/>
-      </w:r>
-      <w:r>
-        <w:rPr w:rFonts="맑은 고딕">
-          <w:rFonts w:ascii="맑은 고딕" w:hAnsi="맑은 고딕" w:eastAsia="맑은 고딕"/>
-          <w:b w:val="0"/>
-          <w:sz w:val="20"/>
-        </w:rPr>
-        <w:t>■ 음반 레이블 : Arista</w:t>
-        <w:br/>
-      </w:r>
-      <w:r>
-        <w:rPr w:rFonts="맑은 고딕">
-          <w:rFonts w:ascii="맑은 고딕" w:hAnsi="맑은 고딕" w:eastAsia="맑은 고딕"/>
-          <w:b w:val="0"/>
-          <w:sz w:val="20"/>
-        </w:rPr>
-        <w:t>■ 발매년도 : 1990</w:t>
-        <w:br/>
-      </w:r>
-      <w:r>
-        <w:rPr w:rFonts="맑은 고딕">
-          <w:rFonts w:ascii="맑은 고딕" w:hAnsi="맑은 고딕" w:eastAsia="맑은 고딕"/>
-          <w:b w:val="0"/>
-          <w:sz w:val="20"/>
-        </w:rPr>
-        <w:t>■ 장르 : Smooth Jazz / Contemporary Jazz</w:t>
-        <w:br/>
-      </w:r>
-      <w:r>
-        <w:rPr w:rFonts="맑은 고딕">
-          <w:rFonts w:ascii="맑은 고딕" w:hAnsi="맑은 고딕" w:eastAsia="맑은 고딕"/>
-          <w:b w:val="0"/>
-          <w:sz w:val="20"/>
-        </w:rPr>
-        <w:t>■ 주요 수록곡 : 1. Songbird</w:t>
-        <w:br/>
+        <w:t>위치 :  130</w:t>
       </w:r>
     </w:p>
     <w:p>
       <w:pPr>
-        <w:spacing w:after="160"/>
+        <w:spacing w:line="324" w:lineRule="auto" w:before="80" w:after="160"/>
       </w:pPr>
       <w:r>
         <w:rPr w:rFonts="맑은 고딕">
           <w:rFonts w:ascii="맑은 고딕" w:hAnsi="맑은 고딕" w:eastAsia="맑은 고딕"/>
           <w:b/>
           <w:color w:val="1F2937"/>
-          <w:sz w:val="24"/>
+          <w:sz w:val="22"/>
         </w:rPr>
-        <w:t>■ 음반 해설 및 감상 가이드</w:t>
+        <w:t xml:space="preserve">[음반 소개] </w:t>
+      </w:r>
+      <w:r>
+        <w:rPr w:rFonts="맑은 고딕">
+          <w:rFonts w:ascii="맑은 고딕" w:hAnsi="맑은 고딕" w:eastAsia="맑은 고딕"/>
+          <w:b w:val="0"/>
+          <w:sz w:val="21"/>
+        </w:rPr>
       </w:r>
     </w:p>
     <w:p>
       <w:pPr>
-        <w:spacing w:line="312" w:lineRule="auto" w:after="120"/>
+        <w:spacing w:line="324" w:lineRule="auto" w:after="120"/>
       </w:pPr>
       <w:r>
         <w:rPr w:rFonts="맑은 고딕">
@@ -108,51 +61,516 @@
           <w:b w:val="0"/>
           <w:sz w:val="21"/>
         </w:rPr>
-        <w:t>1980년대 후반부터 1990년대에 걸쳐 기악 음악(Instrumental Music)의 대중화를 이끈 연주자 케니 지(Kenny G)는 소프라노 색소폰 특유의 감미롭고 우아한 음색으로 전 세계 음악팬들의 마음을 사로잡았습니다. 1990년에 발매된 음반 《Montage》는 세계적인 대성공을 거둔 그의 정규 앨범 《Duotones》(1986)와 《Silhouette》(1988)의 황금기를 관통하며, 케니 지 음악 세계의 정수만을 집약해 놓은 명반입니다. 이 음반은 그를 팝과 재즈의 경계를 허문 시그니처 아티스트로 정립시킨 결정적 시기의 정서를 고스란히 담아내고 있습니다.</w:t>
+        <w:t>황금빛 소프라노 색소폰의 유려한 선율로 전 세계 컨템포러리 기악 음악의 새로운 지평을 열어젖힌 케니 G의 음악적 정수가 응축된 명반입니다. 도회적인 세련미와 서정적인 낭만이 한 폭의 파노라마처럼 직조되어 듣는 이의 지친 영혼에 따스하고 아늑한 위무를 건넵니다. 대중음악과 재즈의 경계를 품격 있게 허물며 시대를 관통하는 선율의 아름다움을 증명한 이 작품은 지금까지도 많은 음악 애호가들의 가슴속에 깊은 여운을 남기고 있습니다.</w:t>
       </w:r>
     </w:p>
     <w:p>
       <w:pPr>
-        <w:spacing w:line="312" w:lineRule="auto" w:after="120"/>
+        <w:spacing w:line="324" w:lineRule="auto" w:before="200" w:after="80"/>
       </w:pPr>
+      <w:r>
+        <w:rPr w:rFonts="맑은 고딕">
+          <w:rFonts w:ascii="맑은 고딕" w:hAnsi="맑은 고딕" w:eastAsia="맑은 고딕"/>
+          <w:b/>
+          <w:color w:val="1E3A8A"/>
+          <w:sz w:val="24"/>
+        </w:rPr>
+        <w:t>1. 음반 데이터</w:t>
+      </w:r>
+    </w:p>
+    <w:p>
+      <w:pPr>
+        <w:spacing w:line="324" w:lineRule="auto" w:after="80"/>
+      </w:pPr>
+      <w:r>
+        <w:rPr w:rFonts="맑은 고딕">
+          <w:rFonts w:ascii="맑은 고딕" w:hAnsi="맑은 고딕" w:eastAsia="맑은 고딕"/>
+          <w:b w:val="0"/>
+          <w:color w:val="6B7280"/>
+          <w:sz w:val="21"/>
+        </w:rPr>
+        <w:t xml:space="preserve">· </w:t>
+      </w:r>
+      <w:r>
+        <w:rPr w:rFonts="맑은 고딕">
+          <w:rFonts w:ascii="맑은 고딕" w:hAnsi="맑은 고딕" w:eastAsia="맑은 고딕"/>
+          <w:b/>
+          <w:color w:val="1F2937"/>
+          <w:sz w:val="21"/>
+        </w:rPr>
+        <w:t xml:space="preserve">앨범명: </w:t>
+      </w:r>
       <w:r>
         <w:rPr w:rFonts="맑은 고딕">
           <w:rFonts w:ascii="맑은 고딕" w:hAnsi="맑은 고딕" w:eastAsia="맑은 고딕"/>
           <w:b w:val="0"/>
           <w:sz w:val="21"/>
         </w:rPr>
-        <w:t>본 작에서 케니 지는 독보적인 순환 호흡법(Circular Breathing)을 바탕으로 길게 이어지는 서정적인 멜로디 라인과 매끄러운 톤을 선보입니다. 팝적인 리듬감과 컨템포러리 R&amp;B의 세련된 편곡 위에 세밀하게 얹어지는 소프라노 색소폰의 연주는 단순한 기교를 넘어 가사가 없는 보컬과도 같은 깊은 감정적 울림을 전달합니다. 도심의 야경을 연상시키는 감각적인 사운드 스케이프와 절제된 핑거링, 그리고 섬세한 비브라토는 스무스 재즈가 도달할 수 있는 미학적 완성도를 극명하게 보여줍니다.</w:t>
+        <w:t>Montage</w:t>
       </w:r>
     </w:p>
     <w:p>
       <w:pPr>
-        <w:spacing w:line="312" w:lineRule="auto" w:after="120"/>
+        <w:spacing w:line="324" w:lineRule="auto" w:after="80"/>
       </w:pPr>
+      <w:r>
+        <w:rPr w:rFonts="맑은 고딕">
+          <w:rFonts w:ascii="맑은 고딕" w:hAnsi="맑은 고딕" w:eastAsia="맑은 고딕"/>
+          <w:b w:val="0"/>
+          <w:color w:val="6B7280"/>
+          <w:sz w:val="21"/>
+        </w:rPr>
+        <w:t xml:space="preserve">· </w:t>
+      </w:r>
+      <w:r>
+        <w:rPr w:rFonts="맑은 고딕">
+          <w:rFonts w:ascii="맑은 고딕" w:hAnsi="맑은 고딕" w:eastAsia="맑은 고딕"/>
+          <w:b/>
+          <w:color w:val="1F2937"/>
+          <w:sz w:val="21"/>
+        </w:rPr>
+        <w:t xml:space="preserve">아티스트: </w:t>
+      </w:r>
       <w:r>
         <w:rPr w:rFonts="맑은 고딕">
           <w:rFonts w:ascii="맑은 고딕" w:hAnsi="맑은 고딕" w:eastAsia="맑은 고딕"/>
           <w:b w:val="0"/>
           <w:sz w:val="21"/>
         </w:rPr>
-        <w:t>음반에 수록된 대표곡들은 하나같이 시대를 초월한 클래식으로 평가받습니다. 케니 지를 빌보드 싱글 차트 상위권에 올리며 전 세계적인 신드롬을 일으킨 불후의 명곡 'Songbird'는 언제 들어도 감미로운 특유의 메인 테마로 절정의 감수성을 선사합니다. 고독하면서도 로맨틱한 도시의 정조를 담아낸 'Silhouette', 그리고 동양적인 아련함과 고향에 대한 향수를 일깨우며 국내에서도 폭발적인 사랑을 받은 'Going Home'에 이르기까지, 음반의 수록곡들은 연주곡이 가질 수 있는 최상의 대중적 친화력과 예술성을 동반하고 있습니다.</w:t>
+        <w:t>Kenny G (케니 G)</w:t>
       </w:r>
     </w:p>
     <w:p>
       <w:pPr>
-        <w:spacing w:line="312" w:lineRule="auto" w:after="120"/>
+        <w:spacing w:line="324" w:lineRule="auto" w:after="80"/>
       </w:pPr>
+      <w:r>
+        <w:rPr w:rFonts="맑은 고딕">
+          <w:rFonts w:ascii="맑은 고딕" w:hAnsi="맑은 고딕" w:eastAsia="맑은 고딕"/>
+          <w:b w:val="0"/>
+          <w:color w:val="6B7280"/>
+          <w:sz w:val="21"/>
+        </w:rPr>
+        <w:t xml:space="preserve">· </w:t>
+      </w:r>
+      <w:r>
+        <w:rPr w:rFonts="맑은 고딕">
+          <w:rFonts w:ascii="맑은 고딕" w:hAnsi="맑은 고딕" w:eastAsia="맑은 고딕"/>
+          <w:b/>
+          <w:color w:val="1F2937"/>
+          <w:sz w:val="21"/>
+        </w:rPr>
+        <w:t xml:space="preserve">발매 정보: </w:t>
+      </w:r>
       <w:r>
         <w:rPr w:rFonts="맑은 고딕">
           <w:rFonts w:ascii="맑은 고딕" w:hAnsi="맑은 고딕" w:eastAsia="맑은 고딕"/>
           <w:b w:val="0"/>
           <w:sz w:val="21"/>
         </w:rPr>
-        <w:t>특히 아날로그 LP 매체로 감상하는 《Montage》는 디지털 음원에서 느끼기 어려운 특유의 따뜻함과 입체감을 선사합니다. 소프라노 색소폰의 높은 음역대가 지닌 날카로움을 LP 특유의 묵직한 질감이 부드럽게 감싸 안으며, 여운이 깊게 남는 공명과 울림을 전달합니다. 차분한 저녁 시간이나 깊은 밤, 낭만적인 분위기를 한껏 끌어올려 주는 이 음반은 컨템포러리 재즈 연주 음악의 영원한 금자탑이자 LP 컬렉션에서 결코 빠질 수 없는 품격 있는 명반입니다.</w:t>
+        <w:t>1980년대 후반부터 1990년대 초반, 케니 G가 전 세계적인 스무스 재즈 신드롬을 구가하던 절정의 시기에 그의 탁월한 멜로디 감각과 대표적 연주 세계를 집약하여 발매된 명반입니다.</w:t>
+      </w:r>
+    </w:p>
+    <w:p>
+      <w:pPr>
+        <w:spacing w:line="324" w:lineRule="auto" w:after="80"/>
+      </w:pPr>
+      <w:r>
+        <w:rPr w:rFonts="맑은 고딕">
+          <w:rFonts w:ascii="맑은 고딕" w:hAnsi="맑은 고딕" w:eastAsia="맑은 고딕"/>
+          <w:b w:val="0"/>
+          <w:color w:val="6B7280"/>
+          <w:sz w:val="21"/>
+        </w:rPr>
+        <w:t xml:space="preserve">· </w:t>
+      </w:r>
+      <w:r>
+        <w:rPr w:rFonts="맑은 고딕">
+          <w:rFonts w:ascii="맑은 고딕" w:hAnsi="맑은 고딕" w:eastAsia="맑은 고딕"/>
+          <w:b/>
+          <w:color w:val="1F2937"/>
+          <w:sz w:val="21"/>
+        </w:rPr>
+        <w:t xml:space="preserve">LP 인기도(판매량): </w:t>
+      </w:r>
+      <w:r>
+        <w:rPr w:rFonts="맑은 고딕">
+          <w:rFonts w:ascii="맑은 고딕" w:hAnsi="맑은 고딕" w:eastAsia="맑은 고딕"/>
+          <w:b w:val="0"/>
+          <w:sz w:val="21"/>
+        </w:rPr>
+        <w:t>발매 당시 전 세계 이지리스닝 및 팝 차트 상위권을 장악하였으며, 기악 연주 음반으로서는 이례적으로 플래티넘을 기록하는 등 대중적·상업적으로 막강한 파급력을 입증하였습니다.</w:t>
+      </w:r>
+    </w:p>
+    <w:p>
+      <w:pPr>
+        <w:spacing w:line="324" w:lineRule="auto" w:after="80"/>
+      </w:pPr>
+      <w:r>
+        <w:rPr w:rFonts="맑은 고딕">
+          <w:rFonts w:ascii="맑은 고딕" w:hAnsi="맑은 고딕" w:eastAsia="맑은 고딕"/>
+          <w:b w:val="0"/>
+          <w:color w:val="6B7280"/>
+          <w:sz w:val="21"/>
+        </w:rPr>
+        <w:t xml:space="preserve">· </w:t>
+      </w:r>
+      <w:r>
+        <w:rPr w:rFonts="맑은 고딕">
+          <w:rFonts w:ascii="맑은 고딕" w:hAnsi="맑은 고딕" w:eastAsia="맑은 고딕"/>
+          <w:b/>
+          <w:color w:val="1F2937"/>
+          <w:sz w:val="21"/>
+        </w:rPr>
+        <w:t xml:space="preserve">각종 수상경력: </w:t>
+      </w:r>
+      <w:r>
+        <w:rPr w:rFonts="맑은 고딕">
+          <w:rFonts w:ascii="맑은 고딕" w:hAnsi="맑은 고딕" w:eastAsia="맑은 고딕"/>
+          <w:b w:val="0"/>
+          <w:sz w:val="21"/>
+        </w:rPr>
+        <w:t>그래미 어워드 최우수 기악 작곡상 수상 및 빌보드 뮤직 어워드, 아메리칸 뮤직 어워드 등을 휩쓴 거장의 정점기 예술성과 대중적 권위를 확고히 인정받았습니다.</w:t>
+      </w:r>
+    </w:p>
+    <w:p>
+      <w:pPr>
+        <w:spacing w:line="324" w:lineRule="auto" w:before="200" w:after="80"/>
+      </w:pPr>
+      <w:r>
+        <w:rPr w:rFonts="맑은 고딕">
+          <w:rFonts w:ascii="맑은 고딕" w:hAnsi="맑은 고딕" w:eastAsia="맑은 고딕"/>
+          <w:b/>
+          <w:color w:val="1E3A8A"/>
+          <w:sz w:val="24"/>
+        </w:rPr>
+        <w:t>2. 아티스트 정보</w:t>
+      </w:r>
+    </w:p>
+    <w:p>
+      <w:pPr>
+        <w:spacing w:line="324" w:lineRule="auto" w:after="80"/>
+      </w:pPr>
+      <w:r>
+        <w:rPr w:rFonts="맑은 고딕">
+          <w:rFonts w:ascii="맑은 고딕" w:hAnsi="맑은 고딕" w:eastAsia="맑은 고딕"/>
+          <w:b w:val="0"/>
+          <w:color w:val="6B7280"/>
+          <w:sz w:val="21"/>
+        </w:rPr>
+        <w:t xml:space="preserve">· </w:t>
+      </w:r>
+      <w:r>
+        <w:rPr w:rFonts="맑은 고딕">
+          <w:rFonts w:ascii="맑은 고딕" w:hAnsi="맑은 고딕" w:eastAsia="맑은 고딕"/>
+          <w:b/>
+          <w:color w:val="1F2937"/>
+          <w:sz w:val="21"/>
+        </w:rPr>
+        <w:t xml:space="preserve">국적: </w:t>
+      </w:r>
+      <w:r>
+        <w:rPr w:rFonts="맑은 고딕">
+          <w:rFonts w:ascii="맑은 고딕" w:hAnsi="맑은 고딕" w:eastAsia="맑은 고딕"/>
+          <w:b w:val="0"/>
+          <w:sz w:val="21"/>
+        </w:rPr>
+        <w:t>미국 (USA)</w:t>
+      </w:r>
+    </w:p>
+    <w:p>
+      <w:pPr>
+        <w:spacing w:line="324" w:lineRule="auto" w:after="80"/>
+      </w:pPr>
+      <w:r>
+        <w:rPr w:rFonts="맑은 고딕">
+          <w:rFonts w:ascii="맑은 고딕" w:hAnsi="맑은 고딕" w:eastAsia="맑은 고딕"/>
+          <w:b w:val="0"/>
+          <w:color w:val="6B7280"/>
+          <w:sz w:val="21"/>
+        </w:rPr>
+        <w:t xml:space="preserve">· </w:t>
+      </w:r>
+      <w:r>
+        <w:rPr w:rFonts="맑은 고딕">
+          <w:rFonts w:ascii="맑은 고딕" w:hAnsi="맑은 고딕" w:eastAsia="맑은 고딕"/>
+          <w:b/>
+          <w:color w:val="1F2937"/>
+          <w:sz w:val="21"/>
+        </w:rPr>
+        <w:t xml:space="preserve">생몰년도: </w:t>
+      </w:r>
+      <w:r>
+        <w:rPr w:rFonts="맑은 고딕">
+          <w:rFonts w:ascii="맑은 고딕" w:hAnsi="맑은 고딕" w:eastAsia="맑은 고딕"/>
+          <w:b w:val="0"/>
+          <w:sz w:val="21"/>
+        </w:rPr>
+        <w:t>1956년 6월 5일 ~ 현재</w:t>
+      </w:r>
+    </w:p>
+    <w:p>
+      <w:pPr>
+        <w:spacing w:line="324" w:lineRule="auto" w:after="80"/>
+      </w:pPr>
+      <w:r>
+        <w:rPr w:rFonts="맑은 고딕">
+          <w:rFonts w:ascii="맑은 고딕" w:hAnsi="맑은 고딕" w:eastAsia="맑은 고딕"/>
+          <w:b w:val="0"/>
+          <w:color w:val="6B7280"/>
+          <w:sz w:val="21"/>
+        </w:rPr>
+        <w:t xml:space="preserve">· </w:t>
+      </w:r>
+      <w:r>
+        <w:rPr w:rFonts="맑은 고딕">
+          <w:rFonts w:ascii="맑은 고딕" w:hAnsi="맑은 고딕" w:eastAsia="맑은 고딕"/>
+          <w:b/>
+          <w:color w:val="1F2937"/>
+          <w:sz w:val="21"/>
+        </w:rPr>
+        <w:t xml:space="preserve">그룹 소속: </w:t>
+      </w:r>
+      <w:r>
+        <w:rPr w:rFonts="맑은 고딕">
+          <w:rFonts w:ascii="맑은 고딕" w:hAnsi="맑은 고딕" w:eastAsia="맑은 고딕"/>
+          <w:b w:val="0"/>
+          <w:sz w:val="21"/>
+        </w:rPr>
+        <w:t>솔로 (Solo)</w:t>
+      </w:r>
+    </w:p>
+    <w:p>
+      <w:pPr>
+        <w:spacing w:line="324" w:lineRule="auto" w:after="80"/>
+      </w:pPr>
+      <w:r>
+        <w:rPr w:rFonts="맑은 고딕">
+          <w:rFonts w:ascii="맑은 고딕" w:hAnsi="맑은 고딕" w:eastAsia="맑은 고딕"/>
+          <w:b w:val="0"/>
+          <w:color w:val="6B7280"/>
+          <w:sz w:val="21"/>
+        </w:rPr>
+        <w:t xml:space="preserve">· </w:t>
+      </w:r>
+      <w:r>
+        <w:rPr w:rFonts="맑은 고딕">
+          <w:rFonts w:ascii="맑은 고딕" w:hAnsi="맑은 고딕" w:eastAsia="맑은 고딕"/>
+          <w:b/>
+          <w:color w:val="1F2937"/>
+          <w:sz w:val="21"/>
+        </w:rPr>
+        <w:t xml:space="preserve">아티스트 소개: </w:t>
+      </w:r>
+      <w:r>
+        <w:rPr w:rFonts="맑은 고딕">
+          <w:rFonts w:ascii="맑은 고딕" w:hAnsi="맑은 고딕" w:eastAsia="맑은 고딕"/>
+          <w:b w:val="0"/>
+          <w:sz w:val="21"/>
+        </w:rPr>
+        <w:t>소프라노 색소폰의 청아하고 감미로운 음색을 현대 대중음악의 중심부로 끌어올린 독보적인 색소포니스트입니다. 순환 호흡(Circular Breathing)을 바탕으로 한 탁월한 연주 테크닉과 대중의 감성을 관통하는 탁월한 멜로디 메이킹으로 기악 연주자 역사상 최고의 음반 판매고를 기록한 거장입니다.</w:t>
+      </w:r>
+    </w:p>
+    <w:p>
+      <w:pPr>
+        <w:spacing w:line="324" w:lineRule="auto" w:before="200" w:after="80"/>
+      </w:pPr>
+      <w:r>
+        <w:rPr w:rFonts="맑은 고딕">
+          <w:rFonts w:ascii="맑은 고딕" w:hAnsi="맑은 고딕" w:eastAsia="맑은 고딕"/>
+          <w:b/>
+          <w:color w:val="1E3A8A"/>
+          <w:sz w:val="24"/>
+        </w:rPr>
+        <w:t>3. 음반 상세 분석</w:t>
+      </w:r>
+    </w:p>
+    <w:p>
+      <w:pPr>
+        <w:spacing w:line="324" w:lineRule="auto" w:after="80"/>
+      </w:pPr>
+      <w:r>
+        <w:rPr w:rFonts="맑은 고딕">
+          <w:rFonts w:ascii="맑은 고딕" w:hAnsi="맑은 고딕" w:eastAsia="맑은 고딕"/>
+          <w:b w:val="0"/>
+          <w:color w:val="6B7280"/>
+          <w:sz w:val="21"/>
+        </w:rPr>
+        <w:t xml:space="preserve">· </w:t>
+      </w:r>
+      <w:r>
+        <w:rPr w:rFonts="맑은 고딕">
+          <w:rFonts w:ascii="맑은 고딕" w:hAnsi="맑은 고딕" w:eastAsia="맑은 고딕"/>
+          <w:b/>
+          <w:color w:val="1F2937"/>
+          <w:sz w:val="21"/>
+        </w:rPr>
+        <w:t xml:space="preserve">역사적 위치: </w:t>
+      </w:r>
+      <w:r>
+        <w:rPr w:rFonts="맑은 고딕">
+          <w:rFonts w:ascii="맑은 고딕" w:hAnsi="맑은 고딕" w:eastAsia="맑은 고딕"/>
+          <w:b w:val="0"/>
+          <w:sz w:val="21"/>
+        </w:rPr>
+        <w:t>난해하고 학구적인 영역에 머물던 재즈의 요소를 대중 친화적인 '스무스 재즈(Smooth Jazz)'이자 어번 팝의 언어로 승화시킨 기념비적인 작품입니다. 세련된 편곡과 극적인 멜로디 전개가 어우러져 현대 팝 기악곡의 완성도 높은 전형을 제시하였습니다.</w:t>
+      </w:r>
+    </w:p>
+    <w:p>
+      <w:pPr>
+        <w:spacing w:line="324" w:lineRule="auto" w:after="80"/>
+      </w:pPr>
+      <w:r>
+        <w:rPr w:rFonts="맑은 고딕">
+          <w:rFonts w:ascii="맑은 고딕" w:hAnsi="맑은 고딕" w:eastAsia="맑은 고딕"/>
+          <w:b w:val="0"/>
+          <w:color w:val="6B7280"/>
+          <w:sz w:val="21"/>
+        </w:rPr>
+        <w:t xml:space="preserve">· </w:t>
+      </w:r>
+      <w:r>
+        <w:rPr w:rFonts="맑은 고딕">
+          <w:rFonts w:ascii="맑은 고딕" w:hAnsi="맑은 고딕" w:eastAsia="맑은 고딕"/>
+          <w:b/>
+          <w:color w:val="1F2937"/>
+          <w:sz w:val="21"/>
+        </w:rPr>
+        <w:t xml:space="preserve">시대의 흔적(스토리텔링): </w:t>
+      </w:r>
+      <w:r>
+        <w:rPr w:rFonts="맑은 고딕">
+          <w:rFonts w:ascii="맑은 고딕" w:hAnsi="맑은 고딕" w:eastAsia="맑은 고딕"/>
+          <w:b w:val="0"/>
+          <w:sz w:val="21"/>
+        </w:rPr>
+        <w:t>1990년대 초반 급격한 현대화 속에서 숨 가쁘게 살아가던 도시인들에게 케니 G의 음악은 도심 속 오아시스와 같았습니다. 늦은 밤 심야 라디오 시그널과 감상실의 공기를 가득 채우며 수많은 청춘들의 만남과 이별, 낭만적 순간을 수놓았던 아련한 추억의 온도가 오롯이 배어 있습니다.</w:t>
+      </w:r>
+    </w:p>
+    <w:p>
+      <w:pPr>
+        <w:spacing w:line="324" w:lineRule="auto" w:before="200" w:after="80"/>
+      </w:pPr>
+      <w:r>
+        <w:rPr w:rFonts="맑은 고딕">
+          <w:rFonts w:ascii="맑은 고딕" w:hAnsi="맑은 고딕" w:eastAsia="맑은 고딕"/>
+          <w:b/>
+          <w:color w:val="1E3A8A"/>
+          <w:sz w:val="24"/>
+        </w:rPr>
+        <w:t>4. 주요 수록곡 및 감상 제언</w:t>
+      </w:r>
+    </w:p>
+    <w:p>
+      <w:pPr>
+        <w:spacing w:line="324" w:lineRule="auto" w:after="80"/>
+      </w:pPr>
+      <w:r>
+        <w:rPr w:rFonts="맑은 고딕">
+          <w:rFonts w:ascii="맑은 고딕" w:hAnsi="맑은 고딕" w:eastAsia="맑은 고딕"/>
+          <w:b w:val="0"/>
+          <w:color w:val="6B7280"/>
+          <w:sz w:val="21"/>
+        </w:rPr>
+        <w:t xml:space="preserve">· </w:t>
+      </w:r>
+      <w:r>
+        <w:rPr w:rFonts="맑은 고딕">
+          <w:rFonts w:ascii="맑은 고딕" w:hAnsi="맑은 고딕" w:eastAsia="맑은 고딕"/>
+          <w:b/>
+          <w:color w:val="1F2937"/>
+          <w:sz w:val="21"/>
+        </w:rPr>
+        <w:t xml:space="preserve">주요 수록곡 특징: </w:t>
+      </w:r>
+      <w:r>
+        <w:rPr w:rFonts="맑은 고딕">
+          <w:rFonts w:ascii="맑은 고딕" w:hAnsi="맑은 고딕" w:eastAsia="맑은 고딕"/>
+          <w:b w:val="0"/>
+          <w:sz w:val="21"/>
+        </w:rPr>
+        <w:t>바람결처럼 스며드는 특유의 서정미 넘치는 연주 트랙들이 앨범 전체를 관통하며, 리드(Reed) 악기 특유의 떨림과 호소력 짙은 고음역의 호흡이 환상적인 울림을 만들어냅니다. 절제된 리듬 섹션 위로 비상하는 색소폰 솔로는 듣는 순간 공간의 분위기를 고즈넉한 노을빛으로 물들입니다.</w:t>
+      </w:r>
+    </w:p>
+    <w:p>
+      <w:pPr>
+        <w:spacing w:line="324" w:lineRule="auto" w:after="80"/>
+      </w:pPr>
+      <w:r>
+        <w:rPr w:rFonts="맑은 고딕">
+          <w:rFonts w:ascii="맑은 고딕" w:hAnsi="맑은 고딕" w:eastAsia="맑은 고딕"/>
+          <w:b w:val="0"/>
+          <w:color w:val="6B7280"/>
+          <w:sz w:val="21"/>
+        </w:rPr>
+        <w:t xml:space="preserve">· </w:t>
+      </w:r>
+      <w:r>
+        <w:rPr w:rFonts="맑은 고딕">
+          <w:rFonts w:ascii="맑은 고딕" w:hAnsi="맑은 고딕" w:eastAsia="맑은 고딕"/>
+          <w:b/>
+          <w:color w:val="1F2937"/>
+          <w:sz w:val="21"/>
+        </w:rPr>
+        <w:t xml:space="preserve">빈티지 감상 제언: </w:t>
+      </w:r>
+      <w:r>
+        <w:rPr w:rFonts="맑은 고딕">
+          <w:rFonts w:ascii="맑은 고딕" w:hAnsi="맑은 고딕" w:eastAsia="맑은 고딕"/>
+          <w:b w:val="0"/>
+          <w:sz w:val="21"/>
+        </w:rPr>
+        <w:t>디지털 매체가 전하지 못하는 리드의 미세한 마찰음과 아티스트의 숨결이 LP 특유의 풍성한 중저역 배음과 만나 한층 더 온기 어린 질감으로 다가옵니다. 진공관 앰프를 통해 턴테이블 카트리지가 긁어내는 아날로그 사운드로 감상할 때, 마치 눈앞에서 연주자가 숨을 불어넣는 듯한 생생한 현장감을 느낄 수 있습니다.</w:t>
+      </w:r>
+    </w:p>
+    <w:p>
+      <w:pPr>
+        <w:spacing w:line="324" w:lineRule="auto" w:after="80"/>
+      </w:pPr>
+      <w:r>
+        <w:rPr w:rFonts="맑은 고딕">
+          <w:rFonts w:ascii="맑은 고딕" w:hAnsi="맑은 고딕" w:eastAsia="맑은 고딕"/>
+          <w:b w:val="0"/>
+          <w:color w:val="6B7280"/>
+          <w:sz w:val="21"/>
+        </w:rPr>
+        <w:t xml:space="preserve">· </w:t>
+      </w:r>
+      <w:r>
+        <w:rPr w:rFonts="맑은 고딕">
+          <w:rFonts w:ascii="맑은 고딕" w:hAnsi="맑은 고딕" w:eastAsia="맑은 고딕"/>
+          <w:b/>
+          <w:color w:val="1F2937"/>
+          <w:sz w:val="21"/>
+        </w:rPr>
+        <w:t xml:space="preserve">소장 가치: </w:t>
+      </w:r>
+      <w:r>
+        <w:rPr w:rFonts="맑은 고딕">
+          <w:rFonts w:ascii="맑은 고딕" w:hAnsi="맑은 고딕" w:eastAsia="맑은 고딕"/>
+          <w:b w:val="0"/>
+          <w:sz w:val="21"/>
+        </w:rPr>
+        <w:t>스무스 재즈의 황금기를 수놓았던 역사적 멜로디를 아날로그 바이닐의 깊은 결로 소유할 수 있다는 점에서 탁월한 소장 가치를 지닙니다. 클래식과 팝, 재즈를 아우르는 폭넓은 음악성으로 언제 꺼내 들어도 유려한 감동을 선사하는 컬렉터의 필수 소장반입니다.</w:t>
+      </w:r>
+    </w:p>
+    <w:p>
+      <w:pPr>
+        <w:spacing w:line="324" w:lineRule="auto" w:after="120" w:before="160"/>
+      </w:pPr>
+      <w:r>
+        <w:rPr w:rFonts="맑은 고딕">
+          <w:rFonts w:ascii="맑은 고딕" w:hAnsi="맑은 고딕" w:eastAsia="맑은 고딕"/>
+          <w:b/>
+          <w:color w:val="4338CA"/>
+          <w:sz w:val="21"/>
+        </w:rPr>
+        <w:t>이 음반을 통해 밤하늘을 수놓는 아련한 별빛처럼 유려한 색소폰 선율이 전해주는 감동을 다시 한번 경험해 보시는 것은 어떨까요?</w:t>
       </w:r>
     </w:p>
     <w:sectPr>
       <w:pgSz w:w="12240" w:h="15840"/>
-      <w:pgMar w:top="1440" w:right="1440" w:bottom="1440" w:left="1440" w:header="720" w:footer="720" w:gutter="0"/>
+      <w:pgMar w:top="1152" w:right="1296" w:bottom="1152" w:left="1296" w:header="720" w:footer="720" w:gutter="0"/>
       <w:cols w:space="720"/>
       <w:docGrid w:linePitch="360"/>
     </w:sectPr>

--- a/word_reports/LP_0205_위치_130_Kenny G_Montage.docx
+++ b/word_reports/LP_0205_위치_130_Kenny G_Montage.docx
@@ -32,7 +32,7 @@
     </w:p>
     <w:p>
       <w:pPr>
-        <w:spacing w:line="324" w:lineRule="auto" w:before="80" w:after="160"/>
+        <w:spacing w:line="324" w:lineRule="auto" w:before="80" w:after="120"/>
       </w:pPr>
       <w:r>
         <w:rPr w:rFonts="맑은 고딕">
@@ -42,13 +42,6 @@
           <w:sz w:val="22"/>
         </w:rPr>
         <w:t xml:space="preserve">[음반 소개] </w:t>
-      </w:r>
-      <w:r>
-        <w:rPr w:rFonts="맑은 고딕">
-          <w:rFonts w:ascii="맑은 고딕" w:hAnsi="맑은 고딕" w:eastAsia="맑은 고딕"/>
-          <w:b w:val="0"/>
-          <w:sz w:val="21"/>
-        </w:rPr>
       </w:r>
     </w:p>
     <w:p>
@@ -61,7 +54,33 @@
           <w:b w:val="0"/>
           <w:sz w:val="21"/>
         </w:rPr>
-        <w:t>황금빛 소프라노 색소폰의 유려한 선율로 전 세계 컨템포러리 기악 음악의 새로운 지평을 열어젖힌 케니 G의 음악적 정수가 응축된 명반입니다. 도회적인 세련미와 서정적인 낭만이 한 폭의 파노라마처럼 직조되어 듣는 이의 지친 영혼에 따스하고 아늑한 위무를 건넵니다. 대중음악과 재즈의 경계를 품격 있게 허물며 시대를 관통하는 선율의 아름다움을 증명한 이 작품은 지금까지도 많은 음악 애호가들의 가슴속에 깊은 여운을 남기고 있습니다.</w:t>
+        <w:t>바람이 스치는 도시의 저녁, 흩날리는 불빛 사이로 나직이 흘러나오던 소프라노 색소폰의 선율은 한 시대를 지나온 이들에게 가장 포근하고 서정적인 위로였습니다. 케니 G(Kenny G)의 음악은 난해한 즉흥연주로 여겨지던 전통 재즈의 장벽을 허물고, 사람의 목소리보다 더 애절하고 우아한 멜로디로 전 세계인의 심상을 파고들었습니다. 본 음반 《Montage》는 그가 이룩한 찬란한 음악적 황금기의 편린들을 마치 한 편의 서정 영화처럼 한 폭의 캔버스 위에 직조해낸 특별한 작품집입니다. 제목 그대로, 아티스트가 축적해 온 낭만적 미학의 결정체들이 유려한 몽타주 기법처럼 엮여 듣는 이를 아련한 추억의 심연으로 이끕니다.</w:t>
+      </w:r>
+    </w:p>
+    <w:p>
+      <w:pPr>
+        <w:spacing w:line="324" w:lineRule="auto" w:after="120"/>
+      </w:pPr>
+      <w:r>
+        <w:rPr w:rFonts="맑은 고딕">
+          <w:rFonts w:ascii="맑은 고딕" w:hAnsi="맑은 고딕" w:eastAsia="맑은 고딕"/>
+          <w:b w:val="0"/>
+          <w:sz w:val="21"/>
+        </w:rPr>
+        <w:t>당대 대중음악사에서 케니 G가 남긴 족적은 실로 독보적입니다. 그는 악기라는 물질적 매개체를 통해 언어를 초월한 교감을 창조해 냈으며, 기악 음악(Instrumental Pop)을 주류 팝 차트의 정점에 올려놓는 일대 전환점을 마련했습니다. 순환 호흡(Circular Breathing)이라는 경이로운 테크닉을 과시의 수단이 아닌 감정의 지속성을 연장하는 도구로 승화시켰고, 비브라토 하나, 숨결 하나에 사랑과 이별, 그리움의 정서를 정교하게 실어 날랐습니다. 이 음반은 그가 지향했던 예술적 철학—'가장 단순하고 아름다운 선율이 가장 깊은 영혼의 울림을 낳는다'는 미학적 신념을 여실히 입증합니다.</w:t>
+      </w:r>
+    </w:p>
+    <w:p>
+      <w:pPr>
+        <w:spacing w:line="324" w:lineRule="auto" w:after="120"/>
+      </w:pPr>
+      <w:r>
+        <w:rPr w:rFonts="맑은 고딕">
+          <w:rFonts w:ascii="맑은 고딕" w:hAnsi="맑은 고딕" w:eastAsia="맑은 고딕"/>
+          <w:b w:val="0"/>
+          <w:sz w:val="21"/>
+        </w:rPr>
+        <w:t>세월이 흘러 디지털 음원이 범람하는 오늘날에도 《Montage》에 수록된 유려한 소프라노 색소폰의 음색은 퇴색되지 않는 은은한 광채를 발합니다. 그것은 유행을 좇아 반짝이다 사라지는 유행가가 아니라, 시간의 무게를 견디며 고전(Classic)의 반열에 오른 아날로그적 정서의 귀환이기 때문입니다. 턴테이블의 바늘이 검은 그루브를 어루만질 때 피어오르는 따스한 온기는, 각박한 현대인들의 메마른 감성을 촉촉이 적시며 삶의 가장 아름다웠던 한 페이지를 다시금 펼쳐 보입니다.</w:t>
       </w:r>
     </w:p>
     <w:p>
@@ -168,7 +187,7 @@
           <w:b w:val="0"/>
           <w:sz w:val="21"/>
         </w:rPr>
-        <w:t>1980년대 후반부터 1990년대 초반, 케니 G가 전 세계적인 스무스 재즈 신드롬을 구가하던 절정의 시기에 그의 탁월한 멜로디 감각과 대표적 연주 세계를 집약하여 발매된 명반입니다.</w:t>
+        <w:t>아리스타(Arista) 레코드 시절 전성기를 구가하던 케니 G의 대표적 낭만주의 연주곡들을 집대성하여, 음악 애호가들을 위해 정교하게 기획·발매된 명품 선집 음반입니다.</w:t>
       </w:r>
     </w:p>
     <w:p>
@@ -199,7 +218,7 @@
           <w:b w:val="0"/>
           <w:sz w:val="21"/>
         </w:rPr>
-        <w:t>발매 당시 전 세계 이지리스닝 및 팝 차트 상위권을 장악하였으며, 기악 연주 음반으로서는 이례적으로 플래티넘을 기록하는 등 대중적·상업적으로 막강한 파급력을 입증하였습니다.</w:t>
+        <w:t>전 세계 7,500만 장 이상의 경이적인 음반 판매고를 기록한 그의 독보적인 상업적 위상을 증명하듯, 발매 당시 오디오 파일 및 팝/재즈 애호가들 사이에서 필청반으로 각광받으며 꾸준한 스테디셀러를 기록했습니다.</w:t>
       </w:r>
     </w:p>
     <w:p>
@@ -230,7 +249,7 @@
           <w:b w:val="0"/>
           <w:sz w:val="21"/>
         </w:rPr>
-        <w:t>그래미 어워드 최우수 기악 작곡상 수상 및 빌보드 뮤직 어워드, 아메리칸 뮤직 어워드 등을 휩쓴 거장의 정점기 예술성과 대중적 권위를 확고히 인정받았습니다.</w:t>
+        <w:t>그래미 어워드 최우수 연주 작곡상 수상을 비롯하여 전미 음악상(AMA), 빌보드 뮤직 어워드 다수 석권 등 20세기 가장 성공한 기악 연주자로서의 권위와 명예를 고스란히 담고 있습니다.</w:t>
       </w:r>
     </w:p>
     <w:p>
@@ -275,7 +294,7 @@
           <w:b w:val="0"/>
           <w:sz w:val="21"/>
         </w:rPr>
-        <w:t>미국 (USA)</w:t>
+        <w:t>미국 (United States)</w:t>
       </w:r>
     </w:p>
     <w:p>
@@ -306,7 +325,7 @@
           <w:b w:val="0"/>
           <w:sz w:val="21"/>
         </w:rPr>
-        <w:t>1956년 6월 5일 ~ 현재</w:t>
+        <w:t>1956년 6월 5일 출생 ~ 현재</w:t>
       </w:r>
     </w:p>
     <w:p>
@@ -368,7 +387,7 @@
           <w:b w:val="0"/>
           <w:sz w:val="21"/>
         </w:rPr>
-        <w:t>소프라노 색소폰의 청아하고 감미로운 음색을 현대 대중음악의 중심부로 끌어올린 독보적인 색소포니스트입니다. 순환 호흡(Circular Breathing)을 바탕으로 한 탁월한 연주 테크닉과 대중의 감성을 관통하는 탁월한 멜로디 메이킹으로 기악 연주자 역사상 최고의 음반 판매고를 기록한 거장입니다.</w:t>
+        <w:t>소프라노 색소폰의 유려하고 섬세한 음색을 현대 대중음악의 중심에 세운 스무드 재즈(Smooth Jazz)의 거장입니다. 서정적인 멜로디 라인과 인간의 음성을 닮은 따뜻한 톤 컬러를 통해 악기 연주를 대중적 감동으로 이끌어낸 팝-재즈 크로스오버 역사의 독보적인 거목입니다.</w:t>
       </w:r>
     </w:p>
     <w:p>
@@ -413,7 +432,7 @@
           <w:b w:val="0"/>
           <w:sz w:val="21"/>
         </w:rPr>
-        <w:t>난해하고 학구적인 영역에 머물던 재즈의 요소를 대중 친화적인 '스무스 재즈(Smooth Jazz)'이자 어번 팝의 언어로 승화시킨 기념비적인 작품입니다. 세련된 편곡과 극적인 멜로디 전개가 어우러져 현대 팝 기악곡의 완성도 높은 전형을 제시하였습니다.</w:t>
+        <w:t>기악 연주 음악이 대중과 호흡하며 예술성과 상업적 파급력을 동시에 획득할 수 있음을 완벽히 증명한 음반입니다. 퓨전 재즈와 팝 발라드의 경계를 우아하게 허물어뜨리며, 20세기 후반 컨템퍼러리 인스트루멘털 팝의 표준이자 완성형으로 평가받습니다.</w:t>
       </w:r>
     </w:p>
     <w:p>
@@ -444,7 +463,7 @@
           <w:b w:val="0"/>
           <w:sz w:val="21"/>
         </w:rPr>
-        <w:t>1990년대 초반 급격한 현대화 속에서 숨 가쁘게 살아가던 도시인들에게 케니 G의 음악은 도심 속 오아시스와 같았습니다. 늦은 밤 심야 라디오 시그널과 감상실의 공기를 가득 채우며 수많은 청춘들의 만남과 이별, 낭만적 순간을 수놓았던 아련한 추억의 온도가 오롯이 배어 있습니다.</w:t>
+        <w:t>1980~90년대 특유의 여유로움과 낭만이 깃든 도회적 공기를 완벽하게 포착하고 있습니다. 심야 라디오 시그널, 도심 카페의 유리창을 적시던 빗방울, 젊은 날의 서툰 사랑과 고즈넉한 사색의 순간마다 언제나 배경음악처럼 함께했던 시대의 애틋한 서사가 고스란히 녹아 있습니다.</w:t>
       </w:r>
     </w:p>
     <w:p>
@@ -489,7 +508,7 @@
           <w:b w:val="0"/>
           <w:sz w:val="21"/>
         </w:rPr>
-        <w:t>바람결처럼 스며드는 특유의 서정미 넘치는 연주 트랙들이 앨범 전체를 관통하며, 리드(Reed) 악기 특유의 떨림과 호소력 짙은 고음역의 호흡이 환상적인 울림을 만들어냅니다. 절제된 리듬 섹션 위로 비상하는 색소폰 솔로는 듣는 순간 공간의 분위기를 고즈넉한 노을빛으로 물들입니다.</w:t>
+        <w:t>서정미의 극치를 들려주는 그의 대표적 명선율들이 유기적으로 흐릅니다. 맑고 청아한 고음역의 울림 속에서 비단결 같은 멜로디를 풀어내는 곡들은 케니 G 특유의 애틋한 감정선과 서정적인 호흡을 드라마틱하게 드러내며 청자의 마음에 깊은 여운을 남깁니다.</w:t>
       </w:r>
     </w:p>
     <w:p>
@@ -520,7 +539,7 @@
           <w:b w:val="0"/>
           <w:sz w:val="21"/>
         </w:rPr>
-        <w:t>디지털 매체가 전하지 못하는 리드의 미세한 마찰음과 아티스트의 숨결이 LP 특유의 풍성한 중저역 배음과 만나 한층 더 온기 어린 질감으로 다가옵니다. 진공관 앰프를 통해 턴테이블 카트리지가 긁어내는 아날로그 사운드로 감상할 때, 마치 눈앞에서 연주자가 숨을 불어넣는 듯한 생생한 현장감을 느낄 수 있습니다.</w:t>
+        <w:t>디지털 매체가 결코 모방할 수 없는 바이닐(LP) 특유의 자연스러운 하모닉스와 온기가 압권입니다. 따스한 진공관 앰프와 묵직한 턴테이블 카트리지를 통해 재생할 때, 소프라노 색소폰 특유의 금속성 찌르는 소리는 부드럽게 감싸 안아지고 관을 타고 흐르는 연주자의 미세한 숨결까지 생생한 입체감으로 살아납니다.</w:t>
       </w:r>
     </w:p>
     <w:p>
@@ -551,7 +570,7 @@
           <w:b w:val="0"/>
           <w:sz w:val="21"/>
         </w:rPr>
-        <w:t>스무스 재즈의 황금기를 수놓았던 역사적 멜로디를 아날로그 바이닐의 깊은 결로 소유할 수 있다는 점에서 탁월한 소장 가치를 지닙니다. 클래식과 팝, 재즈를 아우르는 폭넓은 음악성으로 언제 꺼내 들어도 유려한 감동을 선사하는 컬렉터의 필수 소장반입니다.</w:t>
+        <w:t>현대인의 분주한 일상 속에서 순수한 휴식과 정서적 위안을 건네는 불멸의 이지리스닝 명반이자, 빈티지 아날로그 시스템의 음악적 질감을 극대화해 주는 필수 컬렉터스 아이템으로서 영구적인 소장 가치를 지닙니다.</w:t>
       </w:r>
     </w:p>
     <w:p>
@@ -565,7 +584,7 @@
           <w:color w:val="4338CA"/>
           <w:sz w:val="21"/>
         </w:rPr>
-        <w:t>이 음반을 통해 밤하늘을 수놓는 아련한 별빛처럼 유려한 색소폰 선율이 전해주는 감동을 다시 한번 경험해 보시는 것은 어떨까요?</w:t>
+        <w:t>이 음반을 통해 가슴 깊은 곳을 어루만지는 소프라노 색소폰의 유려한 선율과 아날로그 LP만이 전해주는 감동을 다시 한번 경험해 보시는 것은 어떨까요?</w:t>
       </w:r>
     </w:p>
     <w:sectPr>
